--- a/public/Aditya_Dave_Resume.docx
+++ b/public/Aditya_Dave_Resume.docx
@@ -185,21 +185,6 @@
         </w:rPr>
         <w:t xml:space="preserve"> </w:t>
       </w:r>
-    </w:p>
-    <w:p>
-      <w:pPr>
-        <w:pBdr>
-          <w:bottom w:val="single" w:sz="6" w:space="0" w:color="FFFFFF"/>
-        </w:pBdr>
-        <w:spacing w:line="200" w:lineRule="atLeast"/>
-        <w:jc w:val="center"/>
-        <w:rPr>
-          <w:rFonts w:ascii="Segoe UI" w:hAnsi="Segoe UI" w:cs="Segoe UI"/>
-          <w:sz w:val="21"/>
-          <w:szCs w:val="21"/>
-          <w:shd w:val="clear" w:color="auto" w:fill="FFFFFF"/>
-        </w:rPr>
-      </w:pPr>
       <w:r>
         <w:rPr>
           <w:b/>
@@ -208,7 +193,7 @@
           <w:sz w:val="20"/>
           <w:szCs w:val="20"/>
         </w:rPr>
-        <w:t xml:space="preserve">LinkedIn: </w:t>
+        <w:t xml:space="preserve"> </w:t>
       </w:r>
       <w:hyperlink r:id="rId6" w:history="1">
         <w:r>
@@ -317,198 +302,188 @@
     </w:p>
     <w:p>
       <w:pPr>
-        <w:pStyle w:val="ListParagraph"/>
+        <w:pStyle w:val="NormalWeb"/>
         <w:numPr>
           <w:ilvl w:val="0"/>
-          <w:numId w:val="31"/>
+          <w:numId w:val="52"/>
         </w:numPr>
-        <w:spacing w:line="200" w:lineRule="atLeast"/>
       </w:pPr>
       <w:bookmarkStart w:id="1" w:name="OLE_LINK1"/>
       <w:r>
-        <w:t>Programming Languages: C, C++, Java, C#</w:t>
-      </w:r>
-      <w:r>
-        <w:t xml:space="preserve">, </w:t>
-      </w:r>
-      <w:r>
-        <w:t>Python</w:t>
-      </w:r>
-      <w:r>
-        <w:t>, Swift</w:t>
+        <w:rPr>
+          <w:rStyle w:val="Strong"/>
+        </w:rPr>
+        <w:t>Programming:</w:t>
+      </w:r>
+      <w:r>
+        <w:t xml:space="preserve"> Java, Python, C, C++, C#, SQL</w:t>
       </w:r>
     </w:p>
     <w:p>
       <w:pPr>
-        <w:pStyle w:val="ListParagraph"/>
+        <w:pStyle w:val="NormalWeb"/>
         <w:numPr>
           <w:ilvl w:val="0"/>
-          <w:numId w:val="31"/>
+          <w:numId w:val="52"/>
         </w:numPr>
-        <w:spacing w:line="200" w:lineRule="atLeast"/>
-      </w:pPr>
-      <w:r>
-        <w:t xml:space="preserve">Machine Learning &amp; AI: </w:t>
-      </w:r>
-      <w:r>
-        <w:t>AWS,</w:t>
-      </w:r>
-      <w:r>
-        <w:t xml:space="preserve"> </w:t>
-      </w:r>
-      <w:r>
-        <w:t>YOLOv8, OpenCV, TensorFlow, Scikit-Learn</w:t>
+      </w:pPr>
+      <w:r>
+        <w:rPr>
+          <w:rStyle w:val="Strong"/>
+        </w:rPr>
+        <w:t>Web/UI:</w:t>
+      </w:r>
+      <w:r>
+        <w:t xml:space="preserve"> HTML, CSS, JavaScript, PHP, Angular; Figma, Adobe XD</w:t>
       </w:r>
     </w:p>
     <w:p>
       <w:pPr>
-        <w:pStyle w:val="ListParagraph"/>
+        <w:pStyle w:val="NormalWeb"/>
         <w:numPr>
           <w:ilvl w:val="0"/>
-          <w:numId w:val="31"/>
+          <w:numId w:val="52"/>
         </w:numPr>
-        <w:spacing w:line="200" w:lineRule="atLeast"/>
-      </w:pPr>
-      <w:r>
-        <w:t>Data Analysis Tools: Word, Excel, PowerPoint, Visio</w:t>
-      </w:r>
-      <w:r>
-        <w:t xml:space="preserve">, </w:t>
-      </w:r>
-      <w:r>
-        <w:t>Power BI</w:t>
-      </w:r>
-      <w:r>
-        <w:t>, Intune</w:t>
+      </w:pPr>
+      <w:r>
+        <w:rPr>
+          <w:rStyle w:val="Strong"/>
+        </w:rPr>
+        <w:t>ML/CV:</w:t>
+      </w:r>
+      <w:r>
+        <w:t xml:space="preserve"> TensorFlow, scikit-learn, OpenCV, YOLOv8</w:t>
       </w:r>
     </w:p>
     <w:p>
       <w:pPr>
-        <w:pStyle w:val="ListParagraph"/>
+        <w:pStyle w:val="NormalWeb"/>
         <w:numPr>
           <w:ilvl w:val="0"/>
-          <w:numId w:val="31"/>
+          <w:numId w:val="52"/>
         </w:numPr>
-        <w:spacing w:line="200" w:lineRule="atLeast"/>
-      </w:pPr>
-      <w:r>
-        <w:t>Operating Systems: Windows Server/Desktop, Linux scripting/command-line</w:t>
+      </w:pPr>
+      <w:r>
+        <w:rPr>
+          <w:rStyle w:val="Strong"/>
+        </w:rPr>
+        <w:t>Cloud/DevOps:</w:t>
+      </w:r>
+      <w:r>
+        <w:t xml:space="preserve"> AWS (EC2, S3, IAM/CORS), Azure; Docker, Jenkins; Git/GitHub; CI/CD</w:t>
       </w:r>
     </w:p>
     <w:p>
       <w:pPr>
-        <w:pStyle w:val="ListParagraph"/>
+        <w:pStyle w:val="NormalWeb"/>
         <w:numPr>
           <w:ilvl w:val="0"/>
-          <w:numId w:val="31"/>
+          <w:numId w:val="52"/>
         </w:numPr>
-        <w:spacing w:line="200" w:lineRule="atLeast"/>
-      </w:pPr>
-      <w:r>
-        <w:t>UX/UI Design: Figma</w:t>
-      </w:r>
-      <w:r>
-        <w:t xml:space="preserve">, </w:t>
-      </w:r>
-      <w:r>
-        <w:t>Adobe XD</w:t>
+      </w:pPr>
+      <w:r>
+        <w:rPr>
+          <w:rStyle w:val="Strong"/>
+        </w:rPr>
+        <w:t>Systems/Networking:</w:t>
+      </w:r>
+      <w:r>
+        <w:t xml:space="preserve"> Windows Server/Desktop, Windows 10/11, Linux (CLI), Cisco routers/switches (IOS), VLANs, Wireshark, Cisco Packet Tracer</w:t>
       </w:r>
     </w:p>
     <w:p>
       <w:pPr>
-        <w:pStyle w:val="ListParagraph"/>
+        <w:pStyle w:val="NormalWeb"/>
         <w:numPr>
           <w:ilvl w:val="0"/>
-          <w:numId w:val="31"/>
+          <w:numId w:val="52"/>
         </w:numPr>
-        <w:spacing w:line="200" w:lineRule="atLeast"/>
-      </w:pPr>
-      <w:r>
-        <w:t>Web Development: HTML, CSS, JavaScript, PHP, SQL</w:t>
-      </w:r>
-      <w:r>
-        <w:t>,</w:t>
-      </w:r>
-      <w:r>
-        <w:t xml:space="preserve"> </w:t>
-      </w:r>
-      <w:r>
-        <w:t>Angular</w:t>
-      </w:r>
-      <w:r>
-        <w:t>, JQL</w:t>
+      </w:pPr>
+      <w:r>
+        <w:rPr>
+          <w:rStyle w:val="Strong"/>
+        </w:rPr>
+        <w:t>Identity/Endpoint/Messaging:</w:t>
+      </w:r>
+      <w:r>
+        <w:t xml:space="preserve"> Active Directory, Azure AD, Microsoft Intune, Microsoft Exchange/M365, Okta (SSO/IdP)</w:t>
       </w:r>
     </w:p>
     <w:p>
       <w:pPr>
-        <w:pStyle w:val="ListParagraph"/>
+        <w:pStyle w:val="NormalWeb"/>
         <w:numPr>
           <w:ilvl w:val="0"/>
-          <w:numId w:val="31"/>
+          <w:numId w:val="52"/>
         </w:numPr>
-        <w:spacing w:line="200" w:lineRule="atLeast"/>
-      </w:pPr>
-      <w:r>
-        <w:t xml:space="preserve">Cloud </w:t>
-      </w:r>
-      <w:r>
-        <w:t>computing/networking: AWS,</w:t>
-      </w:r>
-      <w:r>
-        <w:t xml:space="preserve"> Azure,</w:t>
-      </w:r>
-      <w:r>
-        <w:t xml:space="preserve"> Wireshark, Cisco packet tracer, Cisco routers, switches, Ethernet, and Cisco switch configuration</w:t>
-      </w:r>
-      <w:r>
-        <w:t xml:space="preserve"> using </w:t>
-      </w:r>
-      <w:r>
-        <w:t>ForeScout</w:t>
-      </w:r>
-      <w:r>
-        <w:t xml:space="preserve"> and Zabbix.</w:t>
+      </w:pPr>
+      <w:r>
+        <w:rPr>
+          <w:rStyle w:val="Strong"/>
+        </w:rPr>
+        <w:t>Virtualization/DaaS:</w:t>
+      </w:r>
+      <w:r>
+        <w:t xml:space="preserve"> Citrix Virtual Apps &amp; Desktops</w:t>
       </w:r>
     </w:p>
     <w:p>
       <w:pPr>
-        <w:pStyle w:val="ListParagraph"/>
+        <w:pStyle w:val="NormalWeb"/>
         <w:numPr>
           <w:ilvl w:val="0"/>
-          <w:numId w:val="31"/>
+          <w:numId w:val="52"/>
         </w:numPr>
-        <w:spacing w:line="200" w:lineRule="atLeast"/>
-      </w:pPr>
-      <w:r>
-        <w:t>DevOps &amp; Tools: Git, Docker, Jenkins</w:t>
-      </w:r>
+      </w:pPr>
+      <w:r>
+        <w:rPr>
+          <w:rStyle w:val="Strong"/>
+        </w:rPr>
+        <w:t>Monitoring/NAC:</w:t>
+      </w:r>
+      <w:r>
+        <w:t xml:space="preserve"> Zabbix, </w:t>
+      </w:r>
+      <w:proofErr w:type="spellStart"/>
+      <w:r>
+        <w:t>Forescout</w:t>
+      </w:r>
+      <w:proofErr w:type="spellEnd"/>
     </w:p>
     <w:p>
       <w:pPr>
-        <w:pStyle w:val="ListParagraph"/>
+        <w:pStyle w:val="NormalWeb"/>
         <w:numPr>
           <w:ilvl w:val="0"/>
-          <w:numId w:val="31"/>
+          <w:numId w:val="52"/>
         </w:numPr>
-        <w:spacing w:line="200" w:lineRule="atLeast"/>
-      </w:pPr>
-      <w:r>
-        <w:t>Project Management Tools: Jira</w:t>
-      </w:r>
-      <w:r>
-        <w:t xml:space="preserve"> and </w:t>
-      </w:r>
-      <w:r>
-        <w:t>Agile</w:t>
-      </w:r>
-      <w:r>
-        <w:t xml:space="preserve"> </w:t>
-      </w:r>
-      <w:r>
-        <w:t>methodologie</w:t>
-      </w:r>
-      <w:r>
-        <w:t>s</w:t>
+      </w:pPr>
+      <w:r>
+        <w:rPr>
+          <w:rStyle w:val="Strong"/>
+        </w:rPr>
+        <w:t>Analytics/Diagramming:</w:t>
+      </w:r>
+      <w:r>
+        <w:t xml:space="preserve"> Power BI, Excel, Visio</w:t>
+      </w:r>
+    </w:p>
+    <w:p>
+      <w:pPr>
+        <w:pStyle w:val="NormalWeb"/>
+        <w:numPr>
+          <w:ilvl w:val="0"/>
+          <w:numId w:val="52"/>
+        </w:numPr>
+      </w:pPr>
+      <w:r>
+        <w:rPr>
+          <w:rStyle w:val="Strong"/>
+        </w:rPr>
+        <w:t>Project/Process:</w:t>
+      </w:r>
+      <w:r>
+        <w:t xml:space="preserve"> Jira (workflows, automation, JQL), Agile/Scrum</w:t>
       </w:r>
     </w:p>
     <w:bookmarkEnd w:id="1"/>
@@ -710,51 +685,18 @@
         <w:pStyle w:val="ListParagraph"/>
         <w:numPr>
           <w:ilvl w:val="0"/>
-          <w:numId w:val="39"/>
+          <w:numId w:val="53"/>
         </w:numPr>
         <w:tabs>
           <w:tab w:val="right" w:pos="10800"/>
         </w:tabs>
         <w:spacing w:line="200" w:lineRule="atLeast"/>
-        <w:rPr>
-          <w:rFonts w:asciiTheme="minorHAnsi" w:hAnsiTheme="minorHAnsi" w:cstheme="minorHAnsi"/>
-        </w:rPr>
-      </w:pPr>
-      <w:r>
-        <w:rPr>
-          <w:rFonts w:asciiTheme="minorHAnsi" w:hAnsiTheme="minorHAnsi" w:cstheme="minorHAnsi"/>
-        </w:rPr>
-        <w:t>Provided technical support, resolving hardware, software, and network issues. Managed tickets via Jira</w:t>
-      </w:r>
-      <w:r>
-        <w:rPr>
-          <w:rFonts w:asciiTheme="minorHAnsi" w:hAnsiTheme="minorHAnsi" w:cstheme="minorHAnsi"/>
-        </w:rPr>
-        <w:t>,</w:t>
-      </w:r>
-      <w:r>
-        <w:rPr>
-          <w:rFonts w:asciiTheme="minorHAnsi" w:hAnsiTheme="minorHAnsi" w:cstheme="minorHAnsi"/>
-        </w:rPr>
-        <w:t xml:space="preserve"> Azure,</w:t>
-      </w:r>
-      <w:r>
-        <w:rPr>
-          <w:rFonts w:asciiTheme="minorHAnsi" w:hAnsiTheme="minorHAnsi" w:cstheme="minorHAnsi"/>
-        </w:rPr>
-        <w:t xml:space="preserve"> and Microsoft Exchange</w:t>
-      </w:r>
-      <w:r>
-        <w:rPr>
-          <w:rFonts w:asciiTheme="minorHAnsi" w:hAnsiTheme="minorHAnsi" w:cstheme="minorHAnsi"/>
-        </w:rPr>
-        <w:t>,</w:t>
-      </w:r>
-      <w:r>
-        <w:rPr>
-          <w:rFonts w:asciiTheme="minorHAnsi" w:hAnsiTheme="minorHAnsi" w:cstheme="minorHAnsi"/>
-        </w:rPr>
-        <w:t xml:space="preserve"> achieving a 90% resolution rate and minimizing downtime.</w:t>
+      </w:pPr>
+      <w:r>
+        <w:rPr>
+          <w:rFonts w:asciiTheme="minorHAnsi" w:hAnsiTheme="minorHAnsi" w:cstheme="minorHAnsi"/>
+        </w:rPr>
+        <w:t xml:space="preserve">Resolved hardware/software/network incidents via Jira, Azure AD, and Exchange; ~90% first pass resolution; reduced downtime. </w:t>
       </w:r>
     </w:p>
     <w:p>
@@ -762,27 +704,30 @@
         <w:pStyle w:val="ListParagraph"/>
         <w:numPr>
           <w:ilvl w:val="0"/>
-          <w:numId w:val="39"/>
+          <w:numId w:val="53"/>
         </w:numPr>
+        <w:tabs>
+          <w:tab w:val="right" w:pos="10800"/>
+        </w:tabs>
         <w:spacing w:line="200" w:lineRule="atLeast"/>
       </w:pPr>
       <w:r>
         <w:rPr>
           <w:rFonts w:asciiTheme="minorHAnsi" w:hAnsiTheme="minorHAnsi" w:cstheme="minorHAnsi"/>
         </w:rPr>
-        <w:t>Ticket automation</w:t>
-      </w:r>
-      <w:r>
-        <w:rPr>
-          <w:rFonts w:asciiTheme="minorHAnsi" w:hAnsiTheme="minorHAnsi" w:cstheme="minorHAnsi"/>
-        </w:rPr>
-        <w:t xml:space="preserve"> creation in Jira, reducing manual entry time by 40% and manpower needs by 20%</w:t>
-      </w:r>
-      <w:r>
-        <w:rPr>
-          <w:rFonts w:asciiTheme="minorHAnsi" w:hAnsiTheme="minorHAnsi" w:cstheme="minorHAnsi"/>
-        </w:rPr>
-        <w:t>.</w:t>
+        <w:t xml:space="preserve"> Built Jira automations (routing/</w:t>
+      </w:r>
+      <w:r>
+        <w:rPr>
+          <w:rFonts w:asciiTheme="minorHAnsi" w:hAnsiTheme="minorHAnsi" w:cstheme="minorHAnsi"/>
+        </w:rPr>
+        <w:t>prefill</w:t>
+      </w:r>
+      <w:r>
+        <w:rPr>
+          <w:rFonts w:asciiTheme="minorHAnsi" w:hAnsiTheme="minorHAnsi" w:cstheme="minorHAnsi"/>
+        </w:rPr>
+        <w:t xml:space="preserve">), cutting manual entry ~40% and team effort ~20%. </w:t>
       </w:r>
     </w:p>
     <w:p>
@@ -790,24 +735,37 @@
         <w:pStyle w:val="ListParagraph"/>
         <w:numPr>
           <w:ilvl w:val="0"/>
-          <w:numId w:val="39"/>
+          <w:numId w:val="53"/>
         </w:numPr>
+        <w:tabs>
+          <w:tab w:val="right" w:pos="10800"/>
+        </w:tabs>
         <w:spacing w:line="200" w:lineRule="atLeast"/>
-        <w:rPr>
-          <w:rStyle w:val="fs13fw4"/>
-        </w:rPr>
-      </w:pPr>
-      <w:r>
-        <w:rPr>
-          <w:rFonts w:asciiTheme="minorHAnsi" w:hAnsiTheme="minorHAnsi" w:cstheme="minorHAnsi"/>
-        </w:rPr>
-        <w:t>Delivered customer service with a focus on satisfaction and hardware upgrades. Used Azure Admin and Active Directory for user creation and updates</w:t>
-      </w:r>
-      <w:r>
-        <w:rPr>
-          <w:rFonts w:asciiTheme="minorHAnsi" w:hAnsiTheme="minorHAnsi" w:cstheme="minorHAnsi"/>
-        </w:rPr>
-        <w:t>.</w:t>
+      </w:pPr>
+      <w:r>
+        <w:rPr>
+          <w:rFonts w:asciiTheme="minorHAnsi" w:hAnsiTheme="minorHAnsi" w:cstheme="minorHAnsi"/>
+        </w:rPr>
+        <w:t xml:space="preserve"> Administered Azure AD/AD (user lifecycle), Intune policies, and Okta (SSO/IdP) for access and troubleshooting. </w:t>
+      </w:r>
+    </w:p>
+    <w:p>
+      <w:pPr>
+        <w:pStyle w:val="ListParagraph"/>
+        <w:numPr>
+          <w:ilvl w:val="0"/>
+          <w:numId w:val="53"/>
+        </w:numPr>
+        <w:tabs>
+          <w:tab w:val="right" w:pos="10800"/>
+        </w:tabs>
+        <w:spacing w:line="200" w:lineRule="atLeast"/>
+      </w:pPr>
+      <w:r>
+        <w:rPr>
+          <w:rFonts w:asciiTheme="minorHAnsi" w:hAnsiTheme="minorHAnsi" w:cstheme="minorHAnsi"/>
+        </w:rPr>
+        <w:t>Supported Citrix Virtual Apps &amp; Desktops; diagnosed session/connectivity issues; contributed to three migration waves, migrating data for 500+ users.</w:t>
       </w:r>
     </w:p>
     <w:p>
@@ -1056,7 +1014,13 @@
         <w:rPr>
           <w:rFonts w:asciiTheme="minorHAnsi" w:hAnsiTheme="minorHAnsi" w:cstheme="minorHAnsi"/>
         </w:rPr>
-        <w:t>Sep 2024 – Apr 2025</w:t>
+        <w:t xml:space="preserve">Sep 2024 – </w:t>
+      </w:r>
+      <w:r>
+        <w:rPr>
+          <w:rFonts w:asciiTheme="minorHAnsi" w:hAnsiTheme="minorHAnsi" w:cstheme="minorHAnsi"/>
+        </w:rPr>
+        <w:t>Present</w:t>
       </w:r>
     </w:p>
     <w:p>
@@ -1111,71 +1075,19 @@
         <w:spacing w:line="200" w:lineRule="atLeast"/>
       </w:pPr>
       <w:r>
-        <w:rPr>
-          <w:rFonts w:asciiTheme="minorHAnsi" w:hAnsiTheme="minorHAnsi" w:cstheme="minorHAnsi"/>
-          <w:lang w:val="en-CA"/>
-        </w:rPr>
-        <w:t>Represented Sheridan College at events, boosting student engagement and outreach by 30%.</w:t>
-      </w:r>
-    </w:p>
-    <w:p>
-      <w:pPr>
-        <w:pStyle w:val="ListParagraph"/>
-        <w:numPr>
-          <w:ilvl w:val="0"/>
-          <w:numId w:val="50"/>
-        </w:numPr>
-        <w:tabs>
-          <w:tab w:val="right" w:pos="10800"/>
-        </w:tabs>
-        <w:spacing w:line="200" w:lineRule="atLeast"/>
-      </w:pPr>
-      <w:r>
-        <w:rPr>
-          <w:rFonts w:asciiTheme="minorHAnsi" w:hAnsiTheme="minorHAnsi" w:cstheme="minorHAnsi"/>
-          <w:lang w:val="en-CA"/>
-        </w:rPr>
-        <w:t>Led campus tours for prospective students, delivering insights that enhanced enrollment interest and trust.</w:t>
-      </w:r>
-    </w:p>
-    <w:p>
-      <w:pPr>
-        <w:pStyle w:val="ListParagraph"/>
-        <w:numPr>
-          <w:ilvl w:val="0"/>
-          <w:numId w:val="50"/>
-        </w:numPr>
-        <w:tabs>
-          <w:tab w:val="right" w:pos="10800"/>
-        </w:tabs>
-        <w:spacing w:line="200" w:lineRule="atLeast"/>
-      </w:pPr>
-      <w:r>
-        <w:rPr>
-          <w:rFonts w:asciiTheme="minorHAnsi" w:hAnsiTheme="minorHAnsi" w:cstheme="minorHAnsi"/>
-          <w:lang w:val="en-CA"/>
-        </w:rPr>
-        <w:t>Coordinated with staff and faculty to plan and execute 10+ successful campus events.</w:t>
-      </w:r>
-    </w:p>
-    <w:p>
-      <w:pPr>
-        <w:pStyle w:val="ListParagraph"/>
-        <w:numPr>
-          <w:ilvl w:val="0"/>
-          <w:numId w:val="50"/>
-        </w:numPr>
-        <w:tabs>
-          <w:tab w:val="right" w:pos="10800"/>
-        </w:tabs>
-        <w:spacing w:line="200" w:lineRule="atLeast"/>
-      </w:pPr>
-      <w:r>
-        <w:rPr>
-          <w:rFonts w:asciiTheme="minorHAnsi" w:hAnsiTheme="minorHAnsi" w:cstheme="minorHAnsi"/>
-          <w:lang w:val="en-CA"/>
-        </w:rPr>
-        <w:t>Provided frontline support, resolving student inquiries and promoting a welcoming campus environment.</w:t>
+        <w:t>Led campus tours and events (</w:t>
+      </w:r>
+      <w:r>
+        <w:t>20</w:t>
+      </w:r>
+      <w:r>
+        <w:t xml:space="preserve">+), boosting engagement </w:t>
+      </w:r>
+      <w:r>
+        <w:t xml:space="preserve">by </w:t>
+      </w:r>
+      <w:r>
+        <w:t>~30% and providing frontline support to prospective students</w:t>
       </w:r>
     </w:p>
     <w:p>
@@ -1293,6 +1205,14 @@
         </w:rPr>
         <w:t>.</w:t>
       </w:r>
+    </w:p>
+    <w:p>
+      <w:pPr>
+        <w:spacing w:line="200" w:lineRule="atLeast"/>
+        <w:rPr>
+          <w:rFonts w:asciiTheme="minorHAnsi" w:hAnsiTheme="minorHAnsi" w:cstheme="minorHAnsi"/>
+        </w:rPr>
+      </w:pPr>
     </w:p>
     <w:p>
       <w:pPr>
@@ -3988,6 +3908,119 @@
     </w:lvl>
   </w:abstractNum>
   <w:abstractNum w:abstractNumId="19" w15:restartNumberingAfterBreak="0">
+    <w:nsid w:val="2E861252"/>
+    <w:multiLevelType w:val="hybridMultilevel"/>
+    <w:tmpl w:val="1DBC3CBE"/>
+    <w:lvl w:ilvl="0" w:tplc="10090001">
+      <w:start w:val="1"/>
+      <w:numFmt w:val="bullet"/>
+      <w:lvlText w:val=""/>
+      <w:lvlJc w:val="left"/>
+      <w:pPr>
+        <w:ind w:left="1080" w:hanging="360"/>
+      </w:pPr>
+      <w:rPr>
+        <w:rFonts w:ascii="Symbol" w:hAnsi="Symbol" w:hint="default"/>
+      </w:rPr>
+    </w:lvl>
+    <w:lvl w:ilvl="1" w:tplc="10090003" w:tentative="1">
+      <w:start w:val="1"/>
+      <w:numFmt w:val="bullet"/>
+      <w:lvlText w:val="o"/>
+      <w:lvlJc w:val="left"/>
+      <w:pPr>
+        <w:ind w:left="1800" w:hanging="360"/>
+      </w:pPr>
+      <w:rPr>
+        <w:rFonts w:ascii="Courier New" w:hAnsi="Courier New" w:cs="Courier New" w:hint="default"/>
+      </w:rPr>
+    </w:lvl>
+    <w:lvl w:ilvl="2" w:tplc="10090005" w:tentative="1">
+      <w:start w:val="1"/>
+      <w:numFmt w:val="bullet"/>
+      <w:lvlText w:val=""/>
+      <w:lvlJc w:val="left"/>
+      <w:pPr>
+        <w:ind w:left="2520" w:hanging="360"/>
+      </w:pPr>
+      <w:rPr>
+        <w:rFonts w:ascii="Wingdings" w:hAnsi="Wingdings" w:hint="default"/>
+      </w:rPr>
+    </w:lvl>
+    <w:lvl w:ilvl="3" w:tplc="10090001" w:tentative="1">
+      <w:start w:val="1"/>
+      <w:numFmt w:val="bullet"/>
+      <w:lvlText w:val=""/>
+      <w:lvlJc w:val="left"/>
+      <w:pPr>
+        <w:ind w:left="3240" w:hanging="360"/>
+      </w:pPr>
+      <w:rPr>
+        <w:rFonts w:ascii="Symbol" w:hAnsi="Symbol" w:hint="default"/>
+      </w:rPr>
+    </w:lvl>
+    <w:lvl w:ilvl="4" w:tplc="10090003" w:tentative="1">
+      <w:start w:val="1"/>
+      <w:numFmt w:val="bullet"/>
+      <w:lvlText w:val="o"/>
+      <w:lvlJc w:val="left"/>
+      <w:pPr>
+        <w:ind w:left="3960" w:hanging="360"/>
+      </w:pPr>
+      <w:rPr>
+        <w:rFonts w:ascii="Courier New" w:hAnsi="Courier New" w:cs="Courier New" w:hint="default"/>
+      </w:rPr>
+    </w:lvl>
+    <w:lvl w:ilvl="5" w:tplc="10090005" w:tentative="1">
+      <w:start w:val="1"/>
+      <w:numFmt w:val="bullet"/>
+      <w:lvlText w:val=""/>
+      <w:lvlJc w:val="left"/>
+      <w:pPr>
+        <w:ind w:left="4680" w:hanging="360"/>
+      </w:pPr>
+      <w:rPr>
+        <w:rFonts w:ascii="Wingdings" w:hAnsi="Wingdings" w:hint="default"/>
+      </w:rPr>
+    </w:lvl>
+    <w:lvl w:ilvl="6" w:tplc="10090001" w:tentative="1">
+      <w:start w:val="1"/>
+      <w:numFmt w:val="bullet"/>
+      <w:lvlText w:val=""/>
+      <w:lvlJc w:val="left"/>
+      <w:pPr>
+        <w:ind w:left="5400" w:hanging="360"/>
+      </w:pPr>
+      <w:rPr>
+        <w:rFonts w:ascii="Symbol" w:hAnsi="Symbol" w:hint="default"/>
+      </w:rPr>
+    </w:lvl>
+    <w:lvl w:ilvl="7" w:tplc="10090003" w:tentative="1">
+      <w:start w:val="1"/>
+      <w:numFmt w:val="bullet"/>
+      <w:lvlText w:val="o"/>
+      <w:lvlJc w:val="left"/>
+      <w:pPr>
+        <w:ind w:left="6120" w:hanging="360"/>
+      </w:pPr>
+      <w:rPr>
+        <w:rFonts w:ascii="Courier New" w:hAnsi="Courier New" w:cs="Courier New" w:hint="default"/>
+      </w:rPr>
+    </w:lvl>
+    <w:lvl w:ilvl="8" w:tplc="10090005" w:tentative="1">
+      <w:start w:val="1"/>
+      <w:numFmt w:val="bullet"/>
+      <w:lvlText w:val=""/>
+      <w:lvlJc w:val="left"/>
+      <w:pPr>
+        <w:ind w:left="6840" w:hanging="360"/>
+      </w:pPr>
+      <w:rPr>
+        <w:rFonts w:ascii="Wingdings" w:hAnsi="Wingdings" w:hint="default"/>
+      </w:rPr>
+    </w:lvl>
+  </w:abstractNum>
+  <w:abstractNum w:abstractNumId="20" w15:restartNumberingAfterBreak="0">
     <w:nsid w:val="32E670A0"/>
     <w:multiLevelType w:val="hybridMultilevel"/>
     <w:tmpl w:val="DB6EA76C"/>
@@ -4100,7 +4133,7 @@
       </w:rPr>
     </w:lvl>
   </w:abstractNum>
-  <w:abstractNum w:abstractNumId="20" w15:restartNumberingAfterBreak="0">
+  <w:abstractNum w:abstractNumId="21" w15:restartNumberingAfterBreak="0">
     <w:nsid w:val="35C04FF4"/>
     <w:multiLevelType w:val="hybridMultilevel"/>
     <w:tmpl w:val="09FEB218"/>
@@ -4213,7 +4246,7 @@
       </w:rPr>
     </w:lvl>
   </w:abstractNum>
-  <w:abstractNum w:abstractNumId="21" w15:restartNumberingAfterBreak="0">
+  <w:abstractNum w:abstractNumId="22" w15:restartNumberingAfterBreak="0">
     <w:nsid w:val="39CD1AFF"/>
     <w:multiLevelType w:val="hybridMultilevel"/>
     <w:tmpl w:val="B0FE9206"/>
@@ -4326,7 +4359,7 @@
       </w:rPr>
     </w:lvl>
   </w:abstractNum>
-  <w:abstractNum w:abstractNumId="22" w15:restartNumberingAfterBreak="0">
+  <w:abstractNum w:abstractNumId="23" w15:restartNumberingAfterBreak="0">
     <w:nsid w:val="3B28381C"/>
     <w:multiLevelType w:val="hybridMultilevel"/>
     <w:tmpl w:val="71544822"/>
@@ -4439,7 +4472,7 @@
       </w:rPr>
     </w:lvl>
   </w:abstractNum>
-  <w:abstractNum w:abstractNumId="23" w15:restartNumberingAfterBreak="0">
+  <w:abstractNum w:abstractNumId="24" w15:restartNumberingAfterBreak="0">
     <w:nsid w:val="3C5F4F3E"/>
     <w:multiLevelType w:val="hybridMultilevel"/>
     <w:tmpl w:val="7E341788"/>
@@ -4552,7 +4585,7 @@
       </w:rPr>
     </w:lvl>
   </w:abstractNum>
-  <w:abstractNum w:abstractNumId="24" w15:restartNumberingAfterBreak="0">
+  <w:abstractNum w:abstractNumId="25" w15:restartNumberingAfterBreak="0">
     <w:nsid w:val="3E12017C"/>
     <w:multiLevelType w:val="hybridMultilevel"/>
     <w:tmpl w:val="1EC031BE"/>
@@ -4665,7 +4698,7 @@
       </w:rPr>
     </w:lvl>
   </w:abstractNum>
-  <w:abstractNum w:abstractNumId="25" w15:restartNumberingAfterBreak="0">
+  <w:abstractNum w:abstractNumId="26" w15:restartNumberingAfterBreak="0">
     <w:nsid w:val="3E3A07DE"/>
     <w:multiLevelType w:val="hybridMultilevel"/>
     <w:tmpl w:val="E4C2934E"/>
@@ -4778,7 +4811,7 @@
       </w:rPr>
     </w:lvl>
   </w:abstractNum>
-  <w:abstractNum w:abstractNumId="26" w15:restartNumberingAfterBreak="0">
+  <w:abstractNum w:abstractNumId="27" w15:restartNumberingAfterBreak="0">
     <w:nsid w:val="404610AB"/>
     <w:multiLevelType w:val="hybridMultilevel"/>
     <w:tmpl w:val="452409A8"/>
@@ -4891,7 +4924,7 @@
       </w:rPr>
     </w:lvl>
   </w:abstractNum>
-  <w:abstractNum w:abstractNumId="27" w15:restartNumberingAfterBreak="0">
+  <w:abstractNum w:abstractNumId="28" w15:restartNumberingAfterBreak="0">
     <w:nsid w:val="4101735B"/>
     <w:multiLevelType w:val="hybridMultilevel"/>
     <w:tmpl w:val="3350065C"/>
@@ -5004,7 +5037,7 @@
       </w:rPr>
     </w:lvl>
   </w:abstractNum>
-  <w:abstractNum w:abstractNumId="28" w15:restartNumberingAfterBreak="0">
+  <w:abstractNum w:abstractNumId="29" w15:restartNumberingAfterBreak="0">
     <w:nsid w:val="4AD76778"/>
     <w:multiLevelType w:val="hybridMultilevel"/>
     <w:tmpl w:val="AECAE5EE"/>
@@ -5117,7 +5150,7 @@
       </w:rPr>
     </w:lvl>
   </w:abstractNum>
-  <w:abstractNum w:abstractNumId="29" w15:restartNumberingAfterBreak="0">
+  <w:abstractNum w:abstractNumId="30" w15:restartNumberingAfterBreak="0">
     <w:nsid w:val="537027F7"/>
     <w:multiLevelType w:val="hybridMultilevel"/>
     <w:tmpl w:val="EC3C3A66"/>
@@ -5230,7 +5263,7 @@
       </w:rPr>
     </w:lvl>
   </w:abstractNum>
-  <w:abstractNum w:abstractNumId="30" w15:restartNumberingAfterBreak="0">
+  <w:abstractNum w:abstractNumId="31" w15:restartNumberingAfterBreak="0">
     <w:nsid w:val="573A13EA"/>
     <w:multiLevelType w:val="hybridMultilevel"/>
     <w:tmpl w:val="5C162A5A"/>
@@ -5316,7 +5349,7 @@
       </w:pPr>
     </w:lvl>
   </w:abstractNum>
-  <w:abstractNum w:abstractNumId="31" w15:restartNumberingAfterBreak="0">
+  <w:abstractNum w:abstractNumId="32" w15:restartNumberingAfterBreak="0">
     <w:nsid w:val="576F0AFD"/>
     <w:multiLevelType w:val="hybridMultilevel"/>
     <w:tmpl w:val="88F8299C"/>
@@ -5405,7 +5438,120 @@
       </w:pPr>
     </w:lvl>
   </w:abstractNum>
-  <w:abstractNum w:abstractNumId="32" w15:restartNumberingAfterBreak="0">
+  <w:abstractNum w:abstractNumId="33" w15:restartNumberingAfterBreak="0">
+    <w:nsid w:val="5A386F7A"/>
+    <w:multiLevelType w:val="hybridMultilevel"/>
+    <w:tmpl w:val="F8789E28"/>
+    <w:lvl w:ilvl="0" w:tplc="10090001">
+      <w:start w:val="1"/>
+      <w:numFmt w:val="bullet"/>
+      <w:lvlText w:val=""/>
+      <w:lvlJc w:val="left"/>
+      <w:pPr>
+        <w:ind w:left="1440" w:hanging="360"/>
+      </w:pPr>
+      <w:rPr>
+        <w:rFonts w:ascii="Symbol" w:hAnsi="Symbol" w:hint="default"/>
+      </w:rPr>
+    </w:lvl>
+    <w:lvl w:ilvl="1" w:tplc="10090003" w:tentative="1">
+      <w:start w:val="1"/>
+      <w:numFmt w:val="bullet"/>
+      <w:lvlText w:val="o"/>
+      <w:lvlJc w:val="left"/>
+      <w:pPr>
+        <w:ind w:left="2160" w:hanging="360"/>
+      </w:pPr>
+      <w:rPr>
+        <w:rFonts w:ascii="Courier New" w:hAnsi="Courier New" w:cs="Courier New" w:hint="default"/>
+      </w:rPr>
+    </w:lvl>
+    <w:lvl w:ilvl="2" w:tplc="10090005" w:tentative="1">
+      <w:start w:val="1"/>
+      <w:numFmt w:val="bullet"/>
+      <w:lvlText w:val=""/>
+      <w:lvlJc w:val="left"/>
+      <w:pPr>
+        <w:ind w:left="2880" w:hanging="360"/>
+      </w:pPr>
+      <w:rPr>
+        <w:rFonts w:ascii="Wingdings" w:hAnsi="Wingdings" w:hint="default"/>
+      </w:rPr>
+    </w:lvl>
+    <w:lvl w:ilvl="3" w:tplc="10090001" w:tentative="1">
+      <w:start w:val="1"/>
+      <w:numFmt w:val="bullet"/>
+      <w:lvlText w:val=""/>
+      <w:lvlJc w:val="left"/>
+      <w:pPr>
+        <w:ind w:left="3600" w:hanging="360"/>
+      </w:pPr>
+      <w:rPr>
+        <w:rFonts w:ascii="Symbol" w:hAnsi="Symbol" w:hint="default"/>
+      </w:rPr>
+    </w:lvl>
+    <w:lvl w:ilvl="4" w:tplc="10090003" w:tentative="1">
+      <w:start w:val="1"/>
+      <w:numFmt w:val="bullet"/>
+      <w:lvlText w:val="o"/>
+      <w:lvlJc w:val="left"/>
+      <w:pPr>
+        <w:ind w:left="4320" w:hanging="360"/>
+      </w:pPr>
+      <w:rPr>
+        <w:rFonts w:ascii="Courier New" w:hAnsi="Courier New" w:cs="Courier New" w:hint="default"/>
+      </w:rPr>
+    </w:lvl>
+    <w:lvl w:ilvl="5" w:tplc="10090005" w:tentative="1">
+      <w:start w:val="1"/>
+      <w:numFmt w:val="bullet"/>
+      <w:lvlText w:val=""/>
+      <w:lvlJc w:val="left"/>
+      <w:pPr>
+        <w:ind w:left="5040" w:hanging="360"/>
+      </w:pPr>
+      <w:rPr>
+        <w:rFonts w:ascii="Wingdings" w:hAnsi="Wingdings" w:hint="default"/>
+      </w:rPr>
+    </w:lvl>
+    <w:lvl w:ilvl="6" w:tplc="10090001" w:tentative="1">
+      <w:start w:val="1"/>
+      <w:numFmt w:val="bullet"/>
+      <w:lvlText w:val=""/>
+      <w:lvlJc w:val="left"/>
+      <w:pPr>
+        <w:ind w:left="5760" w:hanging="360"/>
+      </w:pPr>
+      <w:rPr>
+        <w:rFonts w:ascii="Symbol" w:hAnsi="Symbol" w:hint="default"/>
+      </w:rPr>
+    </w:lvl>
+    <w:lvl w:ilvl="7" w:tplc="10090003" w:tentative="1">
+      <w:start w:val="1"/>
+      <w:numFmt w:val="bullet"/>
+      <w:lvlText w:val="o"/>
+      <w:lvlJc w:val="left"/>
+      <w:pPr>
+        <w:ind w:left="6480" w:hanging="360"/>
+      </w:pPr>
+      <w:rPr>
+        <w:rFonts w:ascii="Courier New" w:hAnsi="Courier New" w:cs="Courier New" w:hint="default"/>
+      </w:rPr>
+    </w:lvl>
+    <w:lvl w:ilvl="8" w:tplc="10090005" w:tentative="1">
+      <w:start w:val="1"/>
+      <w:numFmt w:val="bullet"/>
+      <w:lvlText w:val=""/>
+      <w:lvlJc w:val="left"/>
+      <w:pPr>
+        <w:ind w:left="7200" w:hanging="360"/>
+      </w:pPr>
+      <w:rPr>
+        <w:rFonts w:ascii="Wingdings" w:hAnsi="Wingdings" w:hint="default"/>
+      </w:rPr>
+    </w:lvl>
+  </w:abstractNum>
+  <w:abstractNum w:abstractNumId="34" w15:restartNumberingAfterBreak="0">
     <w:nsid w:val="5D8B5C63"/>
     <w:multiLevelType w:val="hybridMultilevel"/>
     <w:tmpl w:val="1BFE5A94"/>
@@ -5518,7 +5664,7 @@
       </w:rPr>
     </w:lvl>
   </w:abstractNum>
-  <w:abstractNum w:abstractNumId="33" w15:restartNumberingAfterBreak="0">
+  <w:abstractNum w:abstractNumId="35" w15:restartNumberingAfterBreak="0">
     <w:nsid w:val="5F6F019B"/>
     <w:multiLevelType w:val="hybridMultilevel"/>
     <w:tmpl w:val="90326CE6"/>
@@ -5631,7 +5777,7 @@
       </w:rPr>
     </w:lvl>
   </w:abstractNum>
-  <w:abstractNum w:abstractNumId="34" w15:restartNumberingAfterBreak="0">
+  <w:abstractNum w:abstractNumId="36" w15:restartNumberingAfterBreak="0">
     <w:nsid w:val="5FA33E8A"/>
     <w:multiLevelType w:val="hybridMultilevel"/>
     <w:tmpl w:val="D90091AE"/>
@@ -5744,7 +5890,7 @@
       </w:rPr>
     </w:lvl>
   </w:abstractNum>
-  <w:abstractNum w:abstractNumId="35" w15:restartNumberingAfterBreak="0">
+  <w:abstractNum w:abstractNumId="37" w15:restartNumberingAfterBreak="0">
     <w:nsid w:val="630508A9"/>
     <w:multiLevelType w:val="hybridMultilevel"/>
     <w:tmpl w:val="F6D28268"/>
@@ -5857,7 +6003,7 @@
       </w:rPr>
     </w:lvl>
   </w:abstractNum>
-  <w:abstractNum w:abstractNumId="36" w15:restartNumberingAfterBreak="0">
+  <w:abstractNum w:abstractNumId="38" w15:restartNumberingAfterBreak="0">
     <w:nsid w:val="6481745F"/>
     <w:multiLevelType w:val="hybridMultilevel"/>
     <w:tmpl w:val="651EC914"/>
@@ -5970,7 +6116,7 @@
       </w:rPr>
     </w:lvl>
   </w:abstractNum>
-  <w:abstractNum w:abstractNumId="37" w15:restartNumberingAfterBreak="0">
+  <w:abstractNum w:abstractNumId="39" w15:restartNumberingAfterBreak="0">
     <w:nsid w:val="697D3C3E"/>
     <w:multiLevelType w:val="hybridMultilevel"/>
     <w:tmpl w:val="F0B62F9E"/>
@@ -6083,7 +6229,7 @@
       </w:rPr>
     </w:lvl>
   </w:abstractNum>
-  <w:abstractNum w:abstractNumId="38" w15:restartNumberingAfterBreak="0">
+  <w:abstractNum w:abstractNumId="40" w15:restartNumberingAfterBreak="0">
     <w:nsid w:val="6EDC33B8"/>
     <w:multiLevelType w:val="hybridMultilevel"/>
     <w:tmpl w:val="952647E2"/>
@@ -6196,7 +6342,7 @@
       </w:rPr>
     </w:lvl>
   </w:abstractNum>
-  <w:abstractNum w:abstractNumId="39" w15:restartNumberingAfterBreak="0">
+  <w:abstractNum w:abstractNumId="41" w15:restartNumberingAfterBreak="0">
     <w:nsid w:val="74EF51D2"/>
     <w:multiLevelType w:val="hybridMultilevel"/>
     <w:tmpl w:val="390E4216"/>
@@ -6309,7 +6455,7 @@
       </w:rPr>
     </w:lvl>
   </w:abstractNum>
-  <w:abstractNum w:abstractNumId="40" w15:restartNumberingAfterBreak="0">
+  <w:abstractNum w:abstractNumId="42" w15:restartNumberingAfterBreak="0">
     <w:nsid w:val="74FA5B1D"/>
     <w:multiLevelType w:val="hybridMultilevel"/>
     <w:tmpl w:val="4246C852"/>
@@ -6422,7 +6568,7 @@
       </w:rPr>
     </w:lvl>
   </w:abstractNum>
-  <w:abstractNum w:abstractNumId="41" w15:restartNumberingAfterBreak="0">
+  <w:abstractNum w:abstractNumId="43" w15:restartNumberingAfterBreak="0">
     <w:nsid w:val="75E94B7B"/>
     <w:multiLevelType w:val="hybridMultilevel"/>
     <w:tmpl w:val="ED661458"/>
@@ -6535,7 +6681,7 @@
       </w:rPr>
     </w:lvl>
   </w:abstractNum>
-  <w:abstractNum w:abstractNumId="42" w15:restartNumberingAfterBreak="0">
+  <w:abstractNum w:abstractNumId="44" w15:restartNumberingAfterBreak="0">
     <w:nsid w:val="7C7C7420"/>
     <w:multiLevelType w:val="hybridMultilevel"/>
     <w:tmpl w:val="6A40A5D2"/>
@@ -6648,7 +6794,7 @@
       </w:rPr>
     </w:lvl>
   </w:abstractNum>
-  <w:abstractNum w:abstractNumId="43" w15:restartNumberingAfterBreak="0">
+  <w:abstractNum w:abstractNumId="45" w15:restartNumberingAfterBreak="0">
     <w:nsid w:val="7E166258"/>
     <w:multiLevelType w:val="multilevel"/>
     <w:tmpl w:val="1FB4BDAA"/>
@@ -6797,7 +6943,7 @@
       </w:rPr>
     </w:lvl>
   </w:abstractNum>
-  <w:abstractNum w:abstractNumId="44" w15:restartNumberingAfterBreak="0">
+  <w:abstractNum w:abstractNumId="46" w15:restartNumberingAfterBreak="0">
     <w:nsid w:val="7E5B329F"/>
     <w:multiLevelType w:val="hybridMultilevel"/>
     <w:tmpl w:val="B2B20B38"/>
@@ -6910,7 +7056,7 @@
       </w:rPr>
     </w:lvl>
   </w:abstractNum>
-  <w:abstractNum w:abstractNumId="45" w15:restartNumberingAfterBreak="0">
+  <w:abstractNum w:abstractNumId="47" w15:restartNumberingAfterBreak="0">
     <w:nsid w:val="7EE97E0F"/>
     <w:multiLevelType w:val="hybridMultilevel"/>
     <w:tmpl w:val="ACC2032E"/>
@@ -7023,7 +7169,120 @@
       </w:rPr>
     </w:lvl>
   </w:abstractNum>
-  <w:abstractNum w:abstractNumId="46" w15:restartNumberingAfterBreak="0">
+  <w:abstractNum w:abstractNumId="48" w15:restartNumberingAfterBreak="0">
+    <w:nsid w:val="7F595070"/>
+    <w:multiLevelType w:val="hybridMultilevel"/>
+    <w:tmpl w:val="1BD28F50"/>
+    <w:lvl w:ilvl="0" w:tplc="10090001">
+      <w:start w:val="1"/>
+      <w:numFmt w:val="bullet"/>
+      <w:lvlText w:val=""/>
+      <w:lvlJc w:val="left"/>
+      <w:pPr>
+        <w:ind w:left="720" w:hanging="360"/>
+      </w:pPr>
+      <w:rPr>
+        <w:rFonts w:ascii="Symbol" w:hAnsi="Symbol" w:hint="default"/>
+      </w:rPr>
+    </w:lvl>
+    <w:lvl w:ilvl="1" w:tplc="10090003" w:tentative="1">
+      <w:start w:val="1"/>
+      <w:numFmt w:val="bullet"/>
+      <w:lvlText w:val="o"/>
+      <w:lvlJc w:val="left"/>
+      <w:pPr>
+        <w:ind w:left="1440" w:hanging="360"/>
+      </w:pPr>
+      <w:rPr>
+        <w:rFonts w:ascii="Courier New" w:hAnsi="Courier New" w:cs="Courier New" w:hint="default"/>
+      </w:rPr>
+    </w:lvl>
+    <w:lvl w:ilvl="2" w:tplc="10090005" w:tentative="1">
+      <w:start w:val="1"/>
+      <w:numFmt w:val="bullet"/>
+      <w:lvlText w:val=""/>
+      <w:lvlJc w:val="left"/>
+      <w:pPr>
+        <w:ind w:left="2160" w:hanging="360"/>
+      </w:pPr>
+      <w:rPr>
+        <w:rFonts w:ascii="Wingdings" w:hAnsi="Wingdings" w:hint="default"/>
+      </w:rPr>
+    </w:lvl>
+    <w:lvl w:ilvl="3" w:tplc="10090001" w:tentative="1">
+      <w:start w:val="1"/>
+      <w:numFmt w:val="bullet"/>
+      <w:lvlText w:val=""/>
+      <w:lvlJc w:val="left"/>
+      <w:pPr>
+        <w:ind w:left="2880" w:hanging="360"/>
+      </w:pPr>
+      <w:rPr>
+        <w:rFonts w:ascii="Symbol" w:hAnsi="Symbol" w:hint="default"/>
+      </w:rPr>
+    </w:lvl>
+    <w:lvl w:ilvl="4" w:tplc="10090003" w:tentative="1">
+      <w:start w:val="1"/>
+      <w:numFmt w:val="bullet"/>
+      <w:lvlText w:val="o"/>
+      <w:lvlJc w:val="left"/>
+      <w:pPr>
+        <w:ind w:left="3600" w:hanging="360"/>
+      </w:pPr>
+      <w:rPr>
+        <w:rFonts w:ascii="Courier New" w:hAnsi="Courier New" w:cs="Courier New" w:hint="default"/>
+      </w:rPr>
+    </w:lvl>
+    <w:lvl w:ilvl="5" w:tplc="10090005" w:tentative="1">
+      <w:start w:val="1"/>
+      <w:numFmt w:val="bullet"/>
+      <w:lvlText w:val=""/>
+      <w:lvlJc w:val="left"/>
+      <w:pPr>
+        <w:ind w:left="4320" w:hanging="360"/>
+      </w:pPr>
+      <w:rPr>
+        <w:rFonts w:ascii="Wingdings" w:hAnsi="Wingdings" w:hint="default"/>
+      </w:rPr>
+    </w:lvl>
+    <w:lvl w:ilvl="6" w:tplc="10090001" w:tentative="1">
+      <w:start w:val="1"/>
+      <w:numFmt w:val="bullet"/>
+      <w:lvlText w:val=""/>
+      <w:lvlJc w:val="left"/>
+      <w:pPr>
+        <w:ind w:left="5040" w:hanging="360"/>
+      </w:pPr>
+      <w:rPr>
+        <w:rFonts w:ascii="Symbol" w:hAnsi="Symbol" w:hint="default"/>
+      </w:rPr>
+    </w:lvl>
+    <w:lvl w:ilvl="7" w:tplc="10090003" w:tentative="1">
+      <w:start w:val="1"/>
+      <w:numFmt w:val="bullet"/>
+      <w:lvlText w:val="o"/>
+      <w:lvlJc w:val="left"/>
+      <w:pPr>
+        <w:ind w:left="5760" w:hanging="360"/>
+      </w:pPr>
+      <w:rPr>
+        <w:rFonts w:ascii="Courier New" w:hAnsi="Courier New" w:cs="Courier New" w:hint="default"/>
+      </w:rPr>
+    </w:lvl>
+    <w:lvl w:ilvl="8" w:tplc="10090005" w:tentative="1">
+      <w:start w:val="1"/>
+      <w:numFmt w:val="bullet"/>
+      <w:lvlText w:val=""/>
+      <w:lvlJc w:val="left"/>
+      <w:pPr>
+        <w:ind w:left="6480" w:hanging="360"/>
+      </w:pPr>
+      <w:rPr>
+        <w:rFonts w:ascii="Wingdings" w:hAnsi="Wingdings" w:hint="default"/>
+      </w:rPr>
+    </w:lvl>
+  </w:abstractNum>
+  <w:abstractNum w:abstractNumId="49" w15:restartNumberingAfterBreak="0">
     <w:nsid w:val="7FBC2A1C"/>
     <w:multiLevelType w:val="hybridMultilevel"/>
     <w:tmpl w:val="436E4B00"/>
@@ -7164,16 +7423,16 @@
     <w:abstractNumId w:val="8"/>
   </w:num>
   <w:num w:numId="10" w16cid:durableId="1365716846">
-    <w:abstractNumId w:val="25"/>
+    <w:abstractNumId w:val="26"/>
   </w:num>
   <w:num w:numId="11" w16cid:durableId="1893615293">
-    <w:abstractNumId w:val="20"/>
+    <w:abstractNumId w:val="21"/>
   </w:num>
   <w:num w:numId="12" w16cid:durableId="642780538">
     <w:abstractNumId w:val="3"/>
   </w:num>
   <w:num w:numId="13" w16cid:durableId="2031905380">
-    <w:abstractNumId w:val="41"/>
+    <w:abstractNumId w:val="43"/>
   </w:num>
   <w:num w:numId="14" w16cid:durableId="1280456721">
     <w:abstractNumId w:val="6"/>
@@ -7185,34 +7444,34 @@
     <w:abstractNumId w:val="14"/>
   </w:num>
   <w:num w:numId="17" w16cid:durableId="1824665571">
-    <w:abstractNumId w:val="35"/>
+    <w:abstractNumId w:val="37"/>
   </w:num>
   <w:num w:numId="18" w16cid:durableId="315651970">
-    <w:abstractNumId w:val="46"/>
+    <w:abstractNumId w:val="49"/>
   </w:num>
   <w:num w:numId="19" w16cid:durableId="1459957884">
-    <w:abstractNumId w:val="19"/>
+    <w:abstractNumId w:val="20"/>
   </w:num>
   <w:num w:numId="20" w16cid:durableId="596914391">
-    <w:abstractNumId w:val="32"/>
+    <w:abstractNumId w:val="34"/>
   </w:num>
   <w:num w:numId="21" w16cid:durableId="1206525169">
-    <w:abstractNumId w:val="42"/>
+    <w:abstractNumId w:val="44"/>
   </w:num>
   <w:num w:numId="22" w16cid:durableId="1635481989">
-    <w:abstractNumId w:val="43"/>
+    <w:abstractNumId w:val="45"/>
   </w:num>
   <w:num w:numId="23" w16cid:durableId="1171217139">
-    <w:abstractNumId w:val="38"/>
+    <w:abstractNumId w:val="40"/>
   </w:num>
   <w:num w:numId="24" w16cid:durableId="1600142998">
-    <w:abstractNumId w:val="29"/>
+    <w:abstractNumId w:val="30"/>
   </w:num>
   <w:num w:numId="25" w16cid:durableId="906308264">
     <w:abstractNumId w:val="13"/>
   </w:num>
   <w:num w:numId="26" w16cid:durableId="2023437701">
-    <w:abstractNumId w:val="44"/>
+    <w:abstractNumId w:val="46"/>
   </w:num>
   <w:num w:numId="27" w16cid:durableId="440875375">
     <w:abstractNumId w:val="10"/>
@@ -7221,19 +7480,19 @@
     <w:abstractNumId w:val="12"/>
   </w:num>
   <w:num w:numId="29" w16cid:durableId="1349019286">
-    <w:abstractNumId w:val="30"/>
+    <w:abstractNumId w:val="31"/>
   </w:num>
   <w:num w:numId="30" w16cid:durableId="1350763067">
-    <w:abstractNumId w:val="31"/>
+    <w:abstractNumId w:val="32"/>
   </w:num>
   <w:num w:numId="31" w16cid:durableId="918442464">
-    <w:abstractNumId w:val="28"/>
+    <w:abstractNumId w:val="29"/>
   </w:num>
   <w:num w:numId="32" w16cid:durableId="1012339003">
     <w:abstractNumId w:val="18"/>
   </w:num>
   <w:num w:numId="33" w16cid:durableId="1271858905">
-    <w:abstractNumId w:val="45"/>
+    <w:abstractNumId w:val="47"/>
   </w:num>
   <w:num w:numId="34" w16cid:durableId="1403524702">
     <w:abstractNumId w:val="17"/>
@@ -7242,49 +7501,58 @@
     <w:abstractNumId w:val="9"/>
   </w:num>
   <w:num w:numId="36" w16cid:durableId="1624842106">
-    <w:abstractNumId w:val="24"/>
+    <w:abstractNumId w:val="25"/>
   </w:num>
   <w:num w:numId="37" w16cid:durableId="1795368795">
     <w:abstractNumId w:val="11"/>
   </w:num>
   <w:num w:numId="38" w16cid:durableId="2055733884">
-    <w:abstractNumId w:val="39"/>
+    <w:abstractNumId w:val="41"/>
   </w:num>
   <w:num w:numId="39" w16cid:durableId="1763069104">
+    <w:abstractNumId w:val="23"/>
+  </w:num>
+  <w:num w:numId="40" w16cid:durableId="560017949">
     <w:abstractNumId w:val="22"/>
   </w:num>
-  <w:num w:numId="40" w16cid:durableId="560017949">
-    <w:abstractNumId w:val="21"/>
-  </w:num>
   <w:num w:numId="41" w16cid:durableId="1732145642">
-    <w:abstractNumId w:val="37"/>
+    <w:abstractNumId w:val="39"/>
   </w:num>
   <w:num w:numId="42" w16cid:durableId="1359551059">
     <w:abstractNumId w:val="16"/>
   </w:num>
   <w:num w:numId="43" w16cid:durableId="964847677">
-    <w:abstractNumId w:val="27"/>
+    <w:abstractNumId w:val="28"/>
   </w:num>
   <w:num w:numId="44" w16cid:durableId="1947611229">
     <w:abstractNumId w:val="15"/>
   </w:num>
   <w:num w:numId="45" w16cid:durableId="1086922515">
-    <w:abstractNumId w:val="26"/>
+    <w:abstractNumId w:val="27"/>
   </w:num>
   <w:num w:numId="46" w16cid:durableId="1881092755">
+    <w:abstractNumId w:val="35"/>
+  </w:num>
+  <w:num w:numId="47" w16cid:durableId="1372920979">
+    <w:abstractNumId w:val="42"/>
+  </w:num>
+  <w:num w:numId="48" w16cid:durableId="1019963016">
+    <w:abstractNumId w:val="24"/>
+  </w:num>
+  <w:num w:numId="49" w16cid:durableId="1971936070">
+    <w:abstractNumId w:val="38"/>
+  </w:num>
+  <w:num w:numId="50" w16cid:durableId="970137674">
+    <w:abstractNumId w:val="36"/>
+  </w:num>
+  <w:num w:numId="51" w16cid:durableId="948387629">
     <w:abstractNumId w:val="33"/>
   </w:num>
-  <w:num w:numId="47" w16cid:durableId="1372920979">
-    <w:abstractNumId w:val="40"/>
+  <w:num w:numId="52" w16cid:durableId="550775524">
+    <w:abstractNumId w:val="19"/>
   </w:num>
-  <w:num w:numId="48" w16cid:durableId="1019963016">
-    <w:abstractNumId w:val="23"/>
-  </w:num>
-  <w:num w:numId="49" w16cid:durableId="1971936070">
-    <w:abstractNumId w:val="36"/>
-  </w:num>
-  <w:num w:numId="50" w16cid:durableId="970137674">
-    <w:abstractNumId w:val="34"/>
+  <w:num w:numId="53" w16cid:durableId="1278180486">
+    <w:abstractNumId w:val="48"/>
   </w:num>
 </w:numbering>
 </file>
@@ -7905,6 +8173,19 @@
       <w:bCs/>
     </w:rPr>
   </w:style>
+  <w:style w:type="paragraph" w:styleId="NormalWeb">
+    <w:name w:val="Normal (Web)"/>
+    <w:basedOn w:val="Normal"/>
+    <w:uiPriority w:val="99"/>
+    <w:unhideWhenUsed/>
+    <w:rsid w:val="00133368"/>
+    <w:pPr>
+      <w:spacing w:before="100" w:beforeAutospacing="1" w:after="100" w:afterAutospacing="1"/>
+    </w:pPr>
+    <w:rPr>
+      <w:lang w:val="en-CA" w:eastAsia="en-CA"/>
+    </w:rPr>
+  </w:style>
 </w:styles>
 </file>
 
